--- a/files/docx/short_resume_ua.docx
+++ b/files/docx/short_resume_ua.docx
@@ -2644,12 +2644,7 @@
           <w:szCs w:val="22"/>
           <w:rtl w:val="0"/>
         </w:rPr>
-        <w:t xml:space="preserve"> (laravel, rest-api, backend and frontend)</w:t>
-      </w:r>
-      <w:r>
-        <w:rPr>
-          <w:rtl w:val="0"/>
-        </w:rPr>
+        <w:t xml:space="preserve"> </w:t>
       </w:r>
     </w:p>
     <w:p>
@@ -2662,6 +2657,7 @@
         <w:spacing w:line="360" w:lineRule="auto"/>
         <w:ind w:left="720" w:hanging="360"/>
         <w:rPr>
+          <w:rFonts w:ascii="Times New Roman" w:cs="Times New Roman" w:eastAsia="Times New Roman" w:hAnsi="Times New Roman"/>
           <w:sz w:val="22"/>
           <w:szCs w:val="22"/>
         </w:rPr>
@@ -2686,7 +2682,7 @@
           <w:szCs w:val="22"/>
           <w:rtl w:val="0"/>
         </w:rPr>
-        <w:t xml:space="preserve"> (yii2, rest-api, backend and frontend, google api, stripe, socials api)</w:t>
+        <w:t xml:space="preserve"> </w:t>
       </w:r>
     </w:p>
     <w:p>
@@ -2699,6 +2695,7 @@
         <w:spacing w:line="360" w:lineRule="auto"/>
         <w:ind w:left="720" w:hanging="360"/>
         <w:rPr>
+          <w:rFonts w:ascii="Times New Roman" w:cs="Times New Roman" w:eastAsia="Times New Roman" w:hAnsi="Times New Roman"/>
           <w:sz w:val="22"/>
           <w:szCs w:val="22"/>
         </w:rPr>
@@ -2723,7 +2720,7 @@
           <w:szCs w:val="22"/>
           <w:rtl w:val="0"/>
         </w:rPr>
-        <w:t xml:space="preserve"> (yii2, rest-api, backend and frontend, youtube api)</w:t>
+        <w:t xml:space="preserve"> </w:t>
       </w:r>
     </w:p>
     <w:p>
@@ -2736,6 +2733,7 @@
         <w:spacing w:line="360" w:lineRule="auto"/>
         <w:ind w:left="720" w:hanging="360"/>
         <w:rPr>
+          <w:rFonts w:ascii="Times New Roman" w:cs="Times New Roman" w:eastAsia="Times New Roman" w:hAnsi="Times New Roman"/>
           <w:sz w:val="22"/>
           <w:szCs w:val="22"/>
         </w:rPr>
@@ -2755,23 +2753,15 @@
       </w:hyperlink>
       <w:r>
         <w:rPr>
-          <w:rFonts w:ascii="Tahoma" w:cs="Tahoma" w:eastAsia="Tahoma" w:hAnsi="Tahoma"/>
-          <w:sz w:val="22"/>
-          <w:szCs w:val="22"/>
-          <w:rtl w:val="0"/>
-        </w:rPr>
-        <w:t xml:space="preserve"> (yii2, rest-api, backend and frontend, google api, stripe)</w:t>
-      </w:r>
-      <w:r>
-        <w:rPr>
-          <w:rtl w:val="0"/>
-        </w:rPr>
-      </w:r>
-    </w:p>
-    <w:p>
-      <w:pPr>
-        <w:widowControl w:val="0"/>
-        <w:spacing w:after="240" w:before="240" w:line="360" w:lineRule="auto"/>
+          <w:rtl w:val="0"/>
+        </w:rPr>
+      </w:r>
+    </w:p>
+    <w:p>
+      <w:pPr>
+        <w:widowControl w:val="0"/>
+        <w:spacing w:line="360" w:lineRule="auto"/>
+        <w:ind w:left="720" w:firstLine="0"/>
         <w:rPr>
           <w:rFonts w:ascii="Tahoma" w:cs="Tahoma" w:eastAsia="Tahoma" w:hAnsi="Tahoma"/>
           <w:b w:val="1"/>
@@ -3424,7 +3414,7 @@
           <w:szCs w:val="22"/>
           <w:rtl w:val="0"/>
         </w:rPr>
-        <w:t xml:space="preserve">Система для мережі кав'ярень на Laravel та React Native. Реалізував backend, адміністративну панель та REST API для управління товарами, продажами, персоналом, складом і постачальниками.</w:t>
+        <w:t xml:space="preserve">Система для мережі кав'ярень на Yii2 та React Native. Реалізував backend, адміністративну панель та REST API для управління товарами, продажами, персоналом, складом і постачальниками.</w:t>
       </w:r>
     </w:p>
     <w:p>
@@ -3512,24 +3502,6 @@
           <w:rtl w:val="0"/>
         </w:rPr>
         <w:t xml:space="preserve"> працював у ІТ-компанії над проєктами у сфері SEO, Google Business Profile, YouTube-аудиту та аналітики веб-сайтів. Також займався прогнозуванням ефективності веб-сайтів і бізнесів. Працював у команді з восьми розробників.</w:t>
-      </w:r>
-    </w:p>
-    <w:p>
-      <w:pPr>
-        <w:widowControl w:val="0"/>
-        <w:spacing w:after="240" w:before="240" w:lineRule="auto"/>
-        <w:rPr>
-          <w:rFonts w:ascii="Tahoma" w:cs="Tahoma" w:eastAsia="Tahoma" w:hAnsi="Tahoma"/>
-          <w:b w:val="1"/>
-          <w:bCs w:val="1"/>
-          <w:sz w:val="22"/>
-          <w:szCs w:val="22"/>
-        </w:rPr>
-      </w:pPr>
-      <w:r>
-        <w:rPr>
-          <w:rtl w:val="0"/>
-        </w:rPr>
       </w:r>
     </w:p>
     <w:p>
